--- a/khbd/Toan10/KHBD_TOAN10_Bai6_T18-21.docx
+++ b/khbd/Toan10/KHBD_TOAN10_Bai6_T18-21.docx
@@ -12354,7 +12354,7 @@
                 </m:sup>
               </m:sSup>
               <m:r>
-                <m:t>−2bc</m:t>
+                <m:t>−bc</m:t>
               </m:r>
               <m:r>
                 <m:rPr>
@@ -12508,7 +12508,7 @@
                 </m:sup>
               </m:sSup>
               <m:r>
-                <m:t>−bc</m:t>
+                <m:t>−2bc</m:t>
               </m:r>
               <m:r>
                 <m:rPr>
@@ -12941,17 +12941,9 @@
               <w:t xml:space="preserve">A. </w:t>
             </w:r>
             <m:oMath>
-              <m:rad>
-                <m:radPr>
-                  <m:degHide m:val="on"/>
-                </m:radPr>
-                <m:deg/>
-                <m:e>
-                  <m:r>
-                    <m:t>19</m:t>
-                  </m:r>
-                </m:e>
-              </m:rad>
+              <m:r>
+                <m:t>4</m:t>
+              </m:r>
             </m:oMath>
           </w:p>
         </w:tc>
@@ -13032,9 +13024,17 @@
               <w:t xml:space="preserve">D. </w:t>
             </w:r>
             <m:oMath>
-              <m:r>
-                <m:t>4</m:t>
-              </m:r>
+              <m:rad>
+                <m:radPr>
+                  <m:degHide m:val="on"/>
+                </m:radPr>
+                <m:deg/>
+                <m:e>
+                  <m:r>
+                    <m:t>19</m:t>
+                  </m:r>
+                </m:e>
+              </m:rad>
             </m:oMath>
           </w:p>
         </w:tc>
@@ -13155,7 +13155,7 @@
             </w:r>
             <m:oMath>
               <m:r>
-                <m:t>6</m:t>
+                <m:t>12</m:t>
               </m:r>
             </m:oMath>
           </w:p>
@@ -13180,7 +13180,7 @@
             </w:r>
             <m:oMath>
               <m:r>
-                <m:t>12</m:t>
+                <m:t>6</m:t>
               </m:r>
             </m:oMath>
           </w:p>
@@ -13375,8 +13375,19 @@
             </w:r>
             <m:oMath>
               <m:r>
-                <m:t>5</m:t>
+                <m:t>10</m:t>
               </m:r>
+              <m:rad>
+                <m:radPr>
+                  <m:degHide m:val="on"/>
+                </m:radPr>
+                <m:deg/>
+                <m:e>
+                  <m:r>
+                    <m:t>3</m:t>
+                  </m:r>
+                </m:e>
+              </m:rad>
             </m:oMath>
           </w:p>
         </w:tc>
@@ -13461,19 +13472,8 @@
             </w:r>
             <m:oMath>
               <m:r>
-                <m:t>10</m:t>
+                <m:t>5</m:t>
               </m:r>
-              <m:rad>
-                <m:radPr>
-                  <m:degHide m:val="on"/>
-                </m:radPr>
-                <m:deg/>
-                <m:e>
-                  <m:r>
-                    <m:t>3</m:t>
-                  </m:r>
-                </m:e>
-              </m:rad>
             </m:oMath>
           </w:p>
         </w:tc>
@@ -14287,7 +14287,7 @@
                 <w:rFonts w:ascii="Times New Roman" w:hAnsi="Times New Roman" w:eastAsia="Times New Roman"/>
                 <w:sz w:val="24"/>
               </w:rPr>
-              <w:t>A</w:t>
+              <w:t>C</w:t>
             </w:r>
           </w:p>
         </w:tc>
@@ -14325,7 +14325,7 @@
                 <w:rFonts w:ascii="Times New Roman" w:hAnsi="Times New Roman" w:eastAsia="Times New Roman"/>
                 <w:sz w:val="24"/>
               </w:rPr>
-              <w:t>A</w:t>
+              <w:t>D</w:t>
             </w:r>
           </w:p>
         </w:tc>
@@ -14344,7 +14344,7 @@
                 <w:rFonts w:ascii="Times New Roman" w:hAnsi="Times New Roman" w:eastAsia="Times New Roman"/>
                 <w:sz w:val="24"/>
               </w:rPr>
-              <w:t>A</w:t>
+              <w:t>B</w:t>
             </w:r>
           </w:p>
         </w:tc>
@@ -14363,7 +14363,7 @@
                 <w:rFonts w:ascii="Times New Roman" w:hAnsi="Times New Roman" w:eastAsia="Times New Roman"/>
                 <w:sz w:val="24"/>
               </w:rPr>
-              <w:t>A</w:t>
+              <w:t>D</w:t>
             </w:r>
           </w:p>
         </w:tc>
